--- a/Rapport_Technique_Construction_Python.docx
+++ b/Rapport_Technique_Construction_Python.docx
@@ -67,12 +67,7 @@
         <w:jc w:val="center"/>
       </w:pPr>
       <w:r>
-        <w:rPr>
-          <w:color w:val="606060"/>
-          <w:sz w:val="22"/>
-          <w:szCs w:val="22"/>
-        </w:rPr>
-        <w:t xml:space="preserve">Version 2 — révisée après audit et réparation, 12 juillet 2026</w:t>
+        <w:t>Version 3 — actualisée après l'audit du solveur (coins de complémentarité), 15 juillet 2026</w:t>
       </w:r>
     </w:p>
     <w:p>
@@ -110,6 +105,9 @@
         </w:rPr>
         <w:t xml:space="preserve">Ce rapport documente la construction et la révision d'une implémentation Python complète d'un modèle d'équilibre général calculable (MEGC) pour le Burkina Faso (année de base 2018), dérivée du modèle standard PEP-1-t (Partnership for Economic Policy). La présente version 3 intègre les corrections de l'audit du 12 juillet 2026 (réplication exacte de l'année de base, bouclage institutionnel complet avec vérification de la loi de Walras, marges par produit, complémentarité des rentes) ainsi que la réconciliation de la matrice désagrégée avec la macro-MCS de référence : le modèle fonctionne désormais sur DEUX jeux de données commutables aux domaines de validité documentés (§2.3), livrés en classeurs Excel (MCS_reconciliee_BF2018.xlsx, MCS_originale_BF2018.xlsx) avec nomenclature complète des comptes.</w:t>
       </w:r>
+      <w:r>
+        <w:t xml:space="preserve"> L'actualisation du 15 juillet 2026 (version 3) refond en outre le solveur d'homotopie : pivotage des « biens libres » (prix plancher), Newton amorti et prédicteur sécant (§4.2), avec une batterie de validation aux critères resserrés (§7).</w:t>
+      </w:r>
     </w:p>
     <w:p>
       <w:pPr>
@@ -117,12 +115,13 @@
         <w:jc w:val="both"/>
       </w:pPr>
       <w:r>
-        <w:rPr>
-          <w:rFonts w:ascii="Calibri" w:cs="Calibri" w:eastAsia="Calibri" w:hAnsi="Calibri"/>
-          <w:sz w:val="22"/>
-          <w:szCs w:val="22"/>
-        </w:rPr>
-        <w:t xml:space="preserve">La nomenclature retient le détail maximal de la matrice de comptabilité sociale (MCS) : 139 biens, 88 branches, 2 types de travail, 2 types de capital, 4 ménages, 2 firmes, l'État et le reste du monde. Le modèle statique se résout comme un système carré de 405 inconnues en capital sectoriel (fermeture par défaut, conforme PEP-1-t) ou 231 en capital mobile, et reproduit l'année de base à ~10⁻¹² près, avec une loi de Walras vérifiée à ~10⁻⁸.</w:t>
+        <w:t>La nomenclature retient le détail maximal de la matrice de comptabilité sociale (MCS) : 139 biens, 88 branches (89 avec la branche informelle A_UF du jeu réconcilié, utilisé par défaut), 2 types de travail, 2 types de capital, 4 ménages, 2 firmes, l'État et le reste du monde. Le modèle statique se résout comme un système carré de 408 inconnues en capital sectoriel (fermeture par défaut, conforme PEP-1-t ; 405 sur le jeu original) ou 232 en capital mobile, et reproduit l'année de base à ~10⁻¹² près, avec une loi de Walras vérifiée à ~10⁻⁸.</w:t>
+      </w:r>
+    </w:p>
+    <w:p>
+      <w:pPr/>
+      <w:r>
+        <w:t>Ce que vous avez maintenant, c'est la même architecture que les modèles utilisés par les ministères des finances et les institutions comme la Banque mondiale : une économie burkinabè miniature de 89 branches et 139 produits, calibrée sur la MCS 2018, où chaque franc CFA circule en respectant les identités comptables (la loi de Walras à 10⁻¹⁵ près, littéralement au bruit machine). Avec en plus des raffinements que beaucoup de modèles appliqués n'ont pas : les coins de complémentarité (capital oisif, biens libres), la continuation par homotopie, les clôtures alternatives.</w:t>
       </w:r>
     </w:p>
     <w:p>
@@ -2285,12 +2284,16 @@
         <w:jc w:val="both"/>
       </w:pPr>
       <w:r>
-        <w:rPr>
-          <w:rFonts w:ascii="Calibri" w:cs="Calibri" w:eastAsia="Calibri" w:hAnsi="Calibri"/>
-          <w:sz w:val="22"/>
-          <w:szCs w:val="22"/>
-        </w:rPr>
-        <w:t xml:space="preserve">Pour les chocs importants, solve_path(setter) monte le choc de 0 à 1 par pas adaptatifs (le pas est divisé en cas d'échec, élargi en cas de succès), chaque pas étant réchauffé par la solution précédente et exigé à ~10⁻⁸. Lorsque des rentes sectorielles atteignent zéro le long du sentier, les cellules concernées sont pivotées (rente épinglée à ~0, capital oisif) puis relâchées si la complémentarité l'exige. Cette mécanique gère les cascades de coins des chocs extrêmes (ex. prix mondial de l'or −20 %, qui comprime l'absorption domestique à solde courant fixé).</w:t>
+        <w:t>Pour les chocs importants, solve_path(setter) monte le choc de 0 à 1 par pas adaptatifs (pas divisé en cas d'échec, élargi en cas de succès), chaque pas étant amorcé par un prédicteur sécant (continuation d'ordre 1) puis résolu par une cascade : hybr (SciPy, xtol 10⁻⁸), Newton amorti maison (moindres carrés lstsq + recherche linéaire, robuste aux Jacobiennes quasi singulières là où hybr/lm stagnent), enfin Newton amorti en variables logarithmiques (positivité). Deux familles de coins sont pivotées le long du sentier : (i) les rentes sectorielles nulles (capital oisif), relâchées si la complémentarité l'exige ; (ii) les « biens libres » : lorsque le prix domestique d'un produit atteint le plancher (PLFLOOR = 10⁻⁶), il est épinglé et l'équation de marché est remplacée, l'excédent d'offre étant librement disposé — valorisé à ~0, la loi de Walras est préservée ; le produit est libéré si un excès de demande apparaît au plancher. Tout changement de régime déclenche une re-résolution au même s, et un polissage final ramène le résidu au bruit machine. solve_path retourne, outre s et le résidu, les cellules de capital oisif (idle) et les produits à prix plancher (free).</w:t>
+      </w:r>
+    </w:p>
+    <w:p>
+      <w:pPr>
+        <w:spacing w:after="120" w:line="276"/>
+        <w:jc w:val="both"/>
+      </w:pPr>
+      <w:r>
+        <w:t>Le pivot des biens libres répond à un phénomène économique réel du jeu de données : certains produits entièrement domestiques (P50, P15) ont une offre insensible aux prix (parts CET sans exportations) et une demande insensible aux prix (intrants Leontief, déstockage exogène négatif). Sous un choc suffisant (ex. taxe agroalimentaire au-delà de ~0,5 point), leur prix d'équilibre s'effondre vers zéro : il n'existe plus d'équilibre intérieur et seule la complémentarité prix ≥ 0 ⊥ offre ≥ demande décrit la solution. Sans ce traitement, la Jacobienne devient quasi singulière et l'homotopie se bloquait silencieusement (chocs tronqués à ~20-40 % dans les versions antérieures — les résultats publiés à partir de ces runs sont à re-générer).</w:t>
       </w:r>
     </w:p>
     <w:p>
@@ -2316,12 +2319,7 @@
         <w:jc w:val="both"/>
       </w:pPr>
       <w:r>
-        <w:rPr>
-          <w:rFonts w:ascii="Calibri" w:cs="Calibri" w:eastAsia="Calibri" w:hAnsi="Calibri"/>
-          <w:sz w:val="22"/>
-          <w:szCs w:val="22"/>
-        </w:rPr>
-        <w:t xml:space="preserve">Le jacobien est numérique et dense : équilibre de base et chocs modérés en secondes ; grands chocs et dynamique en minutes (≈ 20 000 évaluations par résolution difficile). Pour un usage intensif ou un passage multi-régional, la recommandation est la différentiation automatique (JAX/CasADi) ou un jacobien analytique creux, qui ramènerait chaque résolution sous la seconde.</w:t>
+        <w:t>Le jacobien est numérique et dense : équilibre de base et chocs modérés en une fraction de seconde ; grands chocs en quelques secondes depuis la version 3 (or −20 % : ~4 s ; choc fiscal +10 pts : ~10 s ; clôture chômage : ~7 s) ; dynamique récursive T=3 en ~2 s. Pour un usage intensif ou un passage multi-régional, la différentiation automatique (JAX/CasADi) ou un jacobien analytique creux ramèneraient encore chaque résolution sous la seconde.</w:t>
       </w:r>
     </w:p>
     <w:p>
@@ -2392,15 +2390,7 @@
         <w:spacing w:after="160" w:before="320"/>
       </w:pPr>
       <w:r>
-        <w:rPr>
-          <w:rFonts w:ascii="Calibri" w:cs="Calibri" w:eastAsia="Calibri" w:hAnsi="Calibri"/>
-          <w:b/>
-          <w:bCs/>
-          <w:color w:val="1F3864"/>
-          <w:sz w:val="30"/>
-          <w:szCs w:val="30"/>
-        </w:rPr>
-        <w:t xml:space="preserve">7. Validation (exécutée le 12/07/2026)</w:t>
+        <w:t>7. Validation (exécutée le 15/07/2026)</w:t>
       </w:r>
     </w:p>
     <w:tbl>
@@ -2839,15 +2829,7 @@
           </w:tcPr>
           <w:p>
             <w:r>
-              <w:rPr>
-                <w:rFonts w:ascii="Calibri" w:cs="Calibri" w:eastAsia="Calibri" w:hAnsi="Calibri"/>
-                <w:b w:val="false"/>
-                <w:bCs w:val="false"/>
-                <w:color w:val="000000"/>
-                <w:sz w:val="20"/>
-                <w:szCs w:val="20"/>
-              </w:rPr>
-              <w:t xml:space="preserve">résidu 3e-14 ; recettes recyclées (bouclage budgétaire exact) ; Walras 0,0000</w:t>
+              <w:t>s=1,00 ; résidu 2e-15 ; Walras=0 ; ΔRecettes +146 Mds recyclées (bouclage exact)</w:t>
             </w:r>
           </w:p>
         </w:tc>
@@ -2863,15 +2845,7 @@
           </w:tcPr>
           <w:p>
             <w:r>
-              <w:rPr>
-                <w:rFonts w:ascii="Calibri" w:cs="Calibri" w:eastAsia="Calibri" w:hAnsi="Calibri"/>
-                <w:b w:val="false"/>
-                <w:bCs w:val="false"/>
-                <w:color w:val="000000"/>
-                <w:sz w:val="20"/>
-                <w:szCs w:val="20"/>
-              </w:rPr>
-              <w:t xml:space="preserve">Réussi</w:t>
+              <w:t>Réussi</w:t>
             </w:r>
           </w:p>
         </w:tc>
@@ -2990,15 +2964,7 @@
           </w:tcPr>
           <w:p>
             <w:r>
-              <w:rPr>
-                <w:rFonts w:ascii="Calibri" w:cs="Calibri" w:eastAsia="Calibri" w:hAnsi="Calibri"/>
-                <w:b w:val="false"/>
-                <w:bCs w:val="false"/>
-                <w:color w:val="000000"/>
-                <w:sz w:val="20"/>
-                <w:szCs w:val="20"/>
-              </w:rPr>
-              <w:t xml:space="preserve">ΔPIB ≠ 0, rentes minières ajustées ; coins de rentes gérés par pivotage</w:t>
+              <w:t>s=1,00 ; résidu 1e-14 ; Walras=0 ; ΔPIB −0,16 % ; coins de rentes gérés</w:t>
             </w:r>
           </w:p>
         </w:tc>
@@ -3014,15 +2980,7 @@
           </w:tcPr>
           <w:p>
             <w:r>
-              <w:rPr>
-                <w:rFonts w:ascii="Calibri" w:cs="Calibri" w:eastAsia="Calibri" w:hAnsi="Calibri"/>
-                <w:b w:val="false"/>
-                <w:bCs w:val="false"/>
-                <w:color w:val="000000"/>
-                <w:sz w:val="20"/>
-                <w:szCs w:val="20"/>
-              </w:rPr>
-              <w:t xml:space="preserve">Réussi</w:t>
+              <w:t>Réussi</w:t>
             </w:r>
           </w:p>
         </w:tc>
@@ -3066,15 +3024,7 @@
           </w:tcPr>
           <w:p>
             <w:r>
-              <w:rPr>
-                <w:rFonts w:ascii="Calibri" w:cs="Calibri" w:eastAsia="Calibri" w:hAnsi="Calibri"/>
-                <w:b w:val="false"/>
-                <w:bCs w:val="false"/>
-                <w:color w:val="000000"/>
-                <w:sz w:val="20"/>
-                <w:szCs w:val="20"/>
-              </w:rPr>
-              <w:t xml:space="preserve">w/IPC = Wbar à ~1e-8 ; revenu du travail sur emploi effectif</w:t>
+              <w:t>s=1,00 ; résidu 9e-15 ; w/IPC = Wbar à ~1e-16 ; Walras=0</w:t>
             </w:r>
           </w:p>
         </w:tc>
@@ -3091,15 +3041,7 @@
           </w:tcPr>
           <w:p>
             <w:r>
-              <w:rPr>
-                <w:rFonts w:ascii="Calibri" w:cs="Calibri" w:eastAsia="Calibri" w:hAnsi="Calibri"/>
-                <w:b w:val="false"/>
-                <w:bCs w:val="false"/>
-                <w:color w:val="000000"/>
-                <w:sz w:val="20"/>
-                <w:szCs w:val="20"/>
-              </w:rPr>
-              <w:t xml:space="preserve">Réussi</w:t>
+              <w:t>Réussi</w:t>
             </w:r>
           </w:p>
         </w:tc>
@@ -3480,6 +3422,102 @@
           </w:p>
         </w:tc>
       </w:tr>
+      <w:tr>
+        <w:tc>
+          <w:tcPr>
+            <w:tcW w:type="dxa" w:w="4400"/>
+          </w:tcPr>
+          <w:p>
+            <w:r>
+              <w:t>Subvention intrants riz (20/50/80 %)</w:t>
+            </w:r>
+          </w:p>
+        </w:tc>
+        <w:tc>
+          <w:tcPr>
+            <w:tcW w:type="dxa" w:w="3800"/>
+          </w:tcPr>
+          <w:p>
+            <w:r>
+              <w:t>résidu ~1e-15 ; Walras=0 ; coût ≈ −ΔSG (bouclage budgétaire)</w:t>
+            </w:r>
+          </w:p>
+        </w:tc>
+        <w:tc>
+          <w:tcPr>
+            <w:tcW w:type="dxa" w:w="1160"/>
+          </w:tcPr>
+          <w:p>
+            <w:r>
+              <w:t>Réussi</w:t>
+            </w:r>
+          </w:p>
+        </w:tc>
+      </w:tr>
+      <w:tr>
+        <w:tc>
+          <w:tcPr>
+            <w:tcW w:type="dxa" w:w="4400"/>
+          </w:tcPr>
+          <w:p>
+            <w:r>
+              <w:t>Bien libre sous choc fiscal (P50, P15)</w:t>
+            </w:r>
+          </w:p>
+        </w:tc>
+        <w:tc>
+          <w:tcPr>
+            <w:tcW w:type="dxa" w:w="3800"/>
+          </w:tcPr>
+          <w:p>
+            <w:r>
+              <w:t>prix épinglé au plancher ; excédent disposé ; Walras préservé</w:t>
+            </w:r>
+          </w:p>
+        </w:tc>
+        <w:tc>
+          <w:tcPr>
+            <w:tcW w:type="dxa" w:w="1160"/>
+          </w:tcPr>
+          <w:p>
+            <w:r>
+              <w:t>Réussi</w:t>
+            </w:r>
+          </w:p>
+        </w:tc>
+      </w:tr>
+      <w:tr>
+        <w:tc>
+          <w:tcPr>
+            <w:tcW w:type="dxa" w:w="4400"/>
+          </w:tcPr>
+          <w:p>
+            <w:r>
+              <w:t>Suite pytest (5 tests)</w:t>
+            </w:r>
+          </w:p>
+        </w:tc>
+        <w:tc>
+          <w:tcPr>
+            <w:tcW w:type="dxa" w:w="3800"/>
+          </w:tcPr>
+          <w:p>
+            <w:r>
+              <w:t>réplication, homotopie 100 %, subvention, dynamique — 5/5 en ~20 s</w:t>
+            </w:r>
+          </w:p>
+        </w:tc>
+        <w:tc>
+          <w:tcPr>
+            <w:tcW w:type="dxa" w:w="1160"/>
+          </w:tcPr>
+          <w:p>
+            <w:r>
+              <w:t>Réussi</w:t>
+            </w:r>
+          </w:p>
+        </w:tc>
+      </w:tr>
     </w:tbl>
     <w:p>
       <w:pPr>
@@ -3501,12 +3539,7 @@
         <w:jc w:val="both"/>
       </w:pPr>
       <w:r>
-        <w:rPr>
-          <w:rFonts w:ascii="Calibri" w:cs="Calibri" w:eastAsia="Calibri" w:hAnsi="Calibri"/>
-          <w:sz w:val="22"/>
-          <w:szCs w:val="22"/>
-        </w:rPr>
-        <w:t xml:space="preserve">Agrégats de contrôle de l'équilibre de référence (Mds FCFA) : PIB (VA) ≈ 7 912 (dont ≈ 42 de capital imputé aux branches réparées), recettes publiques ≈ 2 100 (conformes à la MCS au million près), épargne publique ≈ −3,5, solde courant ≈ −4 201 (donnée MCS). Le script validation_finale.py rejoue l'intégralité de la batterie.</w:t>
+        <w:t>Agrégats de contrôle de l'équilibre de référence (jeu réconcilié, Mds FCFA) : PIB (VA) ≈ 9 866, recettes publiques ≈ 2 100 (conformes à la MCS au million près), épargne publique ≈ −4, solde courant ≈ +360 (donnée MCS réconciliée). Le script validation_finale.py rejoue l'intégralité de la batterie en ~1 minute ; les verdicts exigent désormais l'application du choc à 100 % (s &gt; 0,99) et une loi de Walras inférieure à 1 % du solde courant de base (les anciens seuils toléraient un choc tronqué et un écart de Walras de 20 000).</w:t>
       </w:r>
     </w:p>
     <w:p>
@@ -3553,6 +3586,20 @@
           <w:szCs w:val="22"/>
         </w:rPr>
         <w:t xml:space="preserve">(Unité fictive restaurée). Subsistent : l'absence de droits de douane (compte TM vide — la politique douanière reste non simulable), l'écart résiduel de 51 Mds entre le solde courant reconstruit (+360) et la macro-MCS (+309), et l'allocation proportionnelle des importations informelles (clé des stocks négatifs, à raffiner avec des données douanières).</w:t>
+      </w:r>
+    </w:p>
+    <w:p>
+      <w:pPr>
+        <w:pStyle w:val="ListParagraph"/>
+        <w:numPr>
+          <w:ilvl w:val="0"/>
+          <w:numId w:val="2"/>
+        </w:numPr>
+        <w:spacing w:after="80" w:line="276"/>
+        <w:jc w:val="both"/>
+      </w:pPr>
+      <w:r>
+        <w:t>Biens libres et subventions d'intrants : les demandes intermédiaires étant en coefficients fixes (Leontief), une subvention d'intrants agit uniquement comme baisse de coût, sans intensification de l'usage (effet volontairement conservateur) ; et certains produits sans consommation finale (P50, P15) peuvent devenir des biens libres sous des chocs forts — les produits concernés sont signalés dans info['free'] et l'excédent est traité en libre disposition.</w:t>
       </w:r>
     </w:p>
     <w:p>
@@ -4348,15 +4395,7 @@
         <w:jc w:val="both"/>
       </w:pPr>
       <w:r>
-        <w:rPr>
-          <w:rFonts w:ascii="Calibri" w:cs="Calibri" w:eastAsia="Calibri" w:hAnsi="Calibri"/>
-          <w:i/>
-          <w:iCs/>
-          <w:color w:val="606060"/>
-          <w:sz w:val="22"/>
-          <w:szCs w:val="22"/>
-        </w:rPr>
-        <w:t xml:space="preserve">— Fin du rapport technique (version 2) —</w:t>
+        <w:t>— Fin du rapport technique (version 3) —</w:t>
       </w:r>
     </w:p>
     <w:sectPr>
